--- a/briefings-source/Strategic_Intelligence_Briefing_02.docx
+++ b/briefings-source/Strategic_Intelligence_Briefing_02.docx
@@ -335,7 +335,7 @@
         <w:rPr>
           <w:rFonts w:ascii="Aptos" w:hAnsi="Aptos"/>
         </w:rPr>
-        <w:t>The category gap sits between these disciplines. AI governance asks whether the AI system is known, assessed, monitored, and managed. Decision Intelligence asks how decisions are modeled, executed, and improved. Decision Governance asks who had authority over the AI influenced decision path before the enterprise acted, what condition allowed the path to continue, what escalation should have occurred, and what evidence proves the decision was permitted.</w:t>
+        <w:t>The category gap sits between these disciplines. AI governance asks whether the AI system is known, assessed, monitored, and managed. Decision Intelligence examines how decisions are modeled, executed, and improved. Decision Governance asks who had authority over the AI influenced decision path before the enterprise acted, what condition allowed the path to continue, what escalation should have occurred, and what evidence proves the decision was permitted.</w:t>
       </w:r>
     </w:p>
     <w:p>

--- a/briefings-source/Strategic_Intelligence_Briefing_02.docx
+++ b/briefings-source/Strategic_Intelligence_Briefing_02.docx
@@ -335,7 +335,7 @@
         <w:rPr>
           <w:rFonts w:ascii="Aptos" w:hAnsi="Aptos"/>
         </w:rPr>
-        <w:t>The category gap sits between these disciplines. AI governance asks whether the AI system is known, assessed, monitored, and managed. Decision Intelligence examines how decisions are modeled, executed, and improved. Decision Governance asks who had authority over the AI influenced decision path before the enterprise acted, what condition allowed the path to continue, what escalation should have occurred, and what evidence proves the decision was permitted.</w:t>
+        <w:t>The category gap sits between these disciplines. AI governance asks whether the AI system is known, assessed, monitored, and managed. Decision Intelligence examines how decisions are modeled, executed, and improved. For Decision Governance, the question is who had authority over the AI influenced decision path before the enterprise acted, what condition allowed the path to continue, what escalation should have occurred, and what evidence proves the decision was permitted.</w:t>
       </w:r>
     </w:p>
     <w:p>

--- a/briefings-source/Strategic_Intelligence_Briefing_02.docx
+++ b/briefings-source/Strategic_Intelligence_Briefing_02.docx
@@ -404,7 +404,7 @@
         <w:rPr>
           <w:rFonts w:ascii="Aptos" w:hAnsi="Aptos"/>
         </w:rPr>
-        <w:t>The same pattern appears in underwriting, claims, legal review, customer remediation, workforce decisions, compliance operations, financial controls, and regulated workflow management. A person may remain in the process. The final action may still be manually approved. The control problem remains unresolved if the enterprise cannot prove how AI influenced the decision path, who had authority over the consequence, which rule applied, and why the action was allowed to proceed.</w:t>
+        <w:t>The same pattern appears across regulated workflows broadly. Even when a person remains in the process and a final action is manually approved, the control problem remains unresolved if the enterprise cannot prove how AI influenced the decision path, who had authority over the consequence, which rule applied, and why the action was allowed to proceed.</w:t>
       </w:r>
     </w:p>
     <w:p>
@@ -415,35 +415,31 @@
         <w:rPr>
           <w:rFonts w:ascii="Aptos" w:hAnsi="Aptos"/>
         </w:rPr>
-        <w:t xml:space="preserve">Public governance frameworks are already pointing toward this concern, even if they do not yet name the category in the way enterprises will need to </w:t>
+        <w:t>Public governance frameworks are already pointing toward this concern. The OECD AI Principles and the EU AI Act both push toward accountability, traceability, and oversight, yet the enterprise category still has to become more precise.</w:t>
       </w:r>
       <w:proofErr w:type="gramStart"/>
       <w:r>
         <w:rPr>
           <w:rFonts w:ascii="Aptos" w:hAnsi="Aptos"/>
         </w:rPr>
-        <w:t>operationalize</w:t>
       </w:r>
       <w:proofErr w:type="gramEnd"/>
       <w:r>
         <w:rPr>
           <w:rFonts w:ascii="Aptos" w:hAnsi="Aptos"/>
         </w:rPr>
-        <w:t xml:space="preserve"> it. The OECD AI Principles emphasize accountability based on role and context, along with traceability across datasets, processes, and decisions made during the AI system lifecycle. The EU AI Act also treats human oversight as a risk reduction mechanism for </w:t>
       </w:r>
       <w:proofErr w:type="gramStart"/>
       <w:r>
         <w:rPr>
           <w:rFonts w:ascii="Aptos" w:hAnsi="Aptos"/>
         </w:rPr>
-        <w:t>high risk</w:t>
       </w:r>
       <w:proofErr w:type="gramEnd"/>
       <w:r>
         <w:rPr>
           <w:rFonts w:ascii="Aptos" w:hAnsi="Aptos"/>
         </w:rPr>
-        <w:t xml:space="preserve"> AI systems. These public signals confirm that the market is moving toward accountability, traceability, and oversight, but the enterprise category still has to become more precise.</w:t>
       </w:r>
       <w:r>
         <w:rPr>
